--- a/public/business-plans/tourism.docx
+++ b/public/business-plans/tourism.docx
@@ -56,7 +56,7 @@
           <w:rStyle w:val="CkCaption"/>
           <w:i/>
         </w:rPr>
-        <w:t>Это готовый образец (шаблон) бизнес-плана MoliyaHub для отрасли «Туризм и индустрия гостеприимства». Замените текст в квадратных скобках [впишите] и примеры на данные вашего проекта, добавьте или удалите пункты по необходимости. Абзацы в рамке, отмеченные «ПРИМЕР», — иллюстрация формата ответа, а не факты о реальной компании. Финансовый план с рабочими формулами (SUM, прибыль, срок окупаемости, рентабельность) — в отдельном Excel-файле с тем же названием, который дополняет этот документ.</w:t>
+        <w:t>Это готовый образец (шаблон) бизнес-плана MoliyaHub для отрасли «Туризм и индустрия гостеприимства». Замените текст в квадратных скобках [впишите] и примеры на данные вашего проекта, добавьте или удалите пункты по необходимости. Абзацы в рамке, отмеченные «ПРИМЕР», и раздел «Пример финансового расчёта» — иллюстрация формата и порядка величины на основе рыночных ориентиров 2025-2026 года, а не факты и не финансовая отчётность о реальной компании: перед подачей в банк или инвестору замените их на данные своего проекта. Тот же расчёт с рабочими формулами (SUM, прибыль, срок окупаемости, рентабельность), которые пересчитываются автоматически, — в отдельном Excel-файле с тем же названием, который дополняет этот документ.</w:t>
       </w:r>
     </w:p>
     <w:p>
@@ -469,13 +469,857 @@
     <w:p>
       <w:pPr>
         <w:pStyle w:val="Heading2"/>
+        <ck:id v="financial-example"/>
+      </w:pPr>
+      <w:bookmarkStart w:id="9" w:name="financial_example"/>
+      <w:r>
+        <w:t>Пример финансового расчёта</w:t>
+      </w:r>
+      <w:bookmarkEnd w:id="9"/>
+    </w:p>
+    <w:p>
+      <w:r>
+        <w:rPr>
+          <w:rStyle w:val="CkCaption"/>
+          <w:i/>
+        </w:rPr>
+        <w:t>Ниже — полностью посчитанный пример для иллюстративной компании из резюме, на основе рыночных ориентиров 2025-2026 года (аренда, зарплаты, цены на оборудование, налоги, ставки — со ссылкой на источник там, где он известен) и экспертных оценок порядка величины там, где точных данных нет (это отмечено в комментариях). Он показывает логику расчёта и реалистичный масштаб цифр — это не финансовая отчётность и не готовая заявка на кредит. Тот же расчёт с рабочими формулами — в Excel-файле с тем же названием; замените суммы там на данные своего проекта, и всё пересчитается автоматически.</w:t>
+      </w:r>
+    </w:p>
+    <w:p>
+      <w:r>
+        <w:rPr>
+          <w:b/>
+        </w:rPr>
+        <w:t>Стартовые затраты (единоразово)</w:t>
+      </w:r>
+    </w:p>
+    <w:tbl>
+      <w:tblPr>
+        <w:tblStyle w:val="CkTable"/>
+        <w:tblW w:w="0" w:type="auto"/>
+        <w:tblLayout w:type="autofit"/>
+        <w:tblLook w:firstRow="1" w:lastRow="0" w:firstColumn="0" w:lastColumn="0" w:noHBand="0" w:noVBand="1"/>
+      </w:tblPr>
+      <w:tblGrid>
+        <w:gridCol/>
+        <w:gridCol/>
+        <w:gridCol/>
+      </w:tblGrid>
+      <w:tr>
+        <w:trPr>
+          <w:tblHeader/>
+        </w:trPr>
+        <w:tc>
+          <w:tcPr/>
+          <w:p>
+            <w:r>
+              <w:rPr>
+                <w:b/>
+              </w:rPr>
+              <w:t>Статья</w:t>
+            </w:r>
+          </w:p>
+        </w:tc>
+        <w:tc>
+          <w:tcPr/>
+          <w:p>
+            <w:r>
+              <w:rPr>
+                <w:b/>
+              </w:rPr>
+              <w:t>Сумма, сум</w:t>
+            </w:r>
+          </w:p>
+        </w:tc>
+        <w:tc>
+          <w:tcPr/>
+          <w:p>
+            <w:r>
+              <w:rPr>
+                <w:b/>
+              </w:rPr>
+              <w:t>Комментарий</w:t>
+            </w:r>
+          </w:p>
+        </w:tc>
+      </w:tr>
+      <w:tr>
+        <w:tc>
+          <w:tcPr/>
+          <w:p>
+            <w:r>
+              <w:t>Ремонт/обустройство помещения под номерной фонд</w:t>
+            </w:r>
+          </w:p>
+        </w:tc>
+        <w:tc>
+          <w:tcPr/>
+          <w:p>
+            <w:r>
+              <w:t>620 000 000</w:t>
+            </w:r>
+          </w:p>
+        </w:tc>
+        <w:tc>
+          <w:tcPr/>
+          <w:p>
+            <w:r>
+              <w:t>реставрация историч. здания под 8 номеров с санузлами и двориком в центре Бухары, ~77,5 млн сум/номер — оценка по типовым сметам реставрации</w:t>
+            </w:r>
+          </w:p>
+        </w:tc>
+      </w:tr>
+      <w:tr>
+        <w:tc>
+          <w:tcPr/>
+          <w:p>
+            <w:r>
+              <w:t>Мебель и оборудование</w:t>
+            </w:r>
+          </w:p>
+        </w:tc>
+        <w:tc>
+          <w:tcPr/>
+          <w:p>
+            <w:r>
+              <w:t>240 000 000</w:t>
+            </w:r>
+          </w:p>
+        </w:tc>
+        <w:tc>
+          <w:tcPr/>
+          <w:p>
+            <w:r>
+              <w:t>мебель нац. стиля, кондиционеры, бельё, кухня и лобби — ~30 млн сум/номер, оценка по рыночным ценам</w:t>
+            </w:r>
+          </w:p>
+        </w:tc>
+      </w:tr>
+      <w:tr>
+        <w:tc>
+          <w:tcPr/>
+          <w:p>
+            <w:r>
+              <w:t>Регистрация и сертификация гостиницы</w:t>
+            </w:r>
+          </w:p>
+        </w:tc>
+        <w:tc>
+          <w:tcPr/>
+          <w:p>
+            <w:r>
+              <w:t>20 000 000</w:t>
+            </w:r>
+          </w:p>
+        </w:tc>
+        <w:tc>
+          <w:tcPr/>
+          <w:p>
+            <w:r>
+              <w:t>оценка: регистрация, сертификация средства размещения, пожарные/санитарные разрешения</w:t>
+            </w:r>
+          </w:p>
+        </w:tc>
+      </w:tr>
+      <w:tr>
+        <w:tc>
+          <w:tcPr/>
+          <w:p>
+            <w:r>
+              <w:t>Продвижение на туристических платформах</w:t>
+            </w:r>
+          </w:p>
+        </w:tc>
+        <w:tc>
+          <w:tcPr/>
+          <w:p>
+            <w:r>
+              <w:t>30 000 000</w:t>
+            </w:r>
+          </w:p>
+        </w:tc>
+        <w:tc>
+          <w:tcPr/>
+          <w:p>
+            <w:r>
+              <w:t>оценка: подключение Booking.com/Airbnb/Ostrovok, channel manager, стартовые платные размещения</w:t>
+            </w:r>
+          </w:p>
+        </w:tc>
+      </w:tr>
+      <w:tr>
+        <w:tc>
+          <w:tcPr/>
+          <w:p>
+            <w:r>
+              <w:t>Профессиональная фотосъёмка объекта</w:t>
+            </w:r>
+          </w:p>
+        </w:tc>
+        <w:tc>
+          <w:tcPr/>
+          <w:p>
+            <w:r>
+              <w:t>10 000 000</w:t>
+            </w:r>
+          </w:p>
+        </w:tc>
+        <w:tc>
+          <w:tcPr/>
+          <w:p>
+            <w:r>
+              <w:t>оценка по рыночным расценкам фотографов в Бухаре/Ташкенте</w:t>
+            </w:r>
+          </w:p>
+        </w:tc>
+      </w:tr>
+      <w:tr>
+        <w:tc>
+          <w:tcPr/>
+          <w:p>
+            <w:r>
+              <w:t>Лицензии на доп. услуги</w:t>
+            </w:r>
+          </w:p>
+        </w:tc>
+        <w:tc>
+          <w:tcPr/>
+          <w:p>
+            <w:r>
+              <w:t>20 000 000</w:t>
+            </w:r>
+          </w:p>
+        </w:tc>
+        <w:tc>
+          <w:tcPr/>
+          <w:p>
+            <w:r>
+              <w:t>оценка: разрешение на общепит (завтраки), договоры с туроператорами/гидами</w:t>
+            </w:r>
+          </w:p>
+        </w:tc>
+      </w:tr>
+      <w:tr>
+        <w:tc>
+          <w:tcPr/>
+          <w:p>
+            <w:r>
+              <w:rPr>
+                <w:b/>
+              </w:rPr>
+              <w:t>Итого стартовые затраты</w:t>
+            </w:r>
+          </w:p>
+        </w:tc>
+        <w:tc>
+          <w:tcPr/>
+          <w:p>
+            <w:r>
+              <w:rPr>
+                <w:b/>
+              </w:rPr>
+              <w:t>940 000 000</w:t>
+            </w:r>
+          </w:p>
+        </w:tc>
+        <w:tc>
+          <w:tcPr/>
+          <w:p/>
+        </w:tc>
+      </w:tr>
+    </w:tbl>
+    <w:p>
+      <w:r>
+        <w:rPr>
+          <w:b/>
+        </w:rPr>
+        <w:t>Ежемесячная выручка</w:t>
+      </w:r>
+    </w:p>
+    <w:tbl>
+      <w:tblPr>
+        <w:tblStyle w:val="CkTable"/>
+        <w:tblW w:w="0" w:type="auto"/>
+        <w:tblLayout w:type="autofit"/>
+        <w:tblLook w:firstRow="1" w:lastRow="0" w:firstColumn="0" w:lastColumn="0" w:noHBand="0" w:noVBand="1"/>
+      </w:tblPr>
+      <w:tblGrid>
+        <w:gridCol/>
+        <w:gridCol/>
+        <w:gridCol/>
+      </w:tblGrid>
+      <w:tr>
+        <w:trPr>
+          <w:tblHeader/>
+        </w:trPr>
+        <w:tc>
+          <w:tcPr/>
+          <w:p>
+            <w:r>
+              <w:rPr>
+                <w:b/>
+              </w:rPr>
+              <w:t>Статья</w:t>
+            </w:r>
+          </w:p>
+        </w:tc>
+        <w:tc>
+          <w:tcPr/>
+          <w:p>
+            <w:r>
+              <w:rPr>
+                <w:b/>
+              </w:rPr>
+              <w:t>Сумма, сум</w:t>
+            </w:r>
+          </w:p>
+        </w:tc>
+        <w:tc>
+          <w:tcPr/>
+          <w:p>
+            <w:r>
+              <w:rPr>
+                <w:b/>
+              </w:rPr>
+              <w:t>Комментарий</w:t>
+            </w:r>
+          </w:p>
+        </w:tc>
+      </w:tr>
+      <w:tr>
+        <w:tc>
+          <w:tcPr/>
+          <w:p>
+            <w:r>
+              <w:t>Проживание</w:t>
+            </w:r>
+          </w:p>
+        </w:tc>
+        <w:tc>
+          <w:tcPr/>
+          <w:p>
+            <w:r>
+              <w:t>63 000 000</w:t>
+            </w:r>
+          </w:p>
+        </w:tc>
+        <w:tc>
+          <w:tcPr/>
+          <w:p>
+            <w:r>
+              <w:t>8 номеров × 30 дн × загрузка 55% = 132 номера-ночи/мес × ~480 тыс. сум/ночь (~38</w:t>
+            </w:r>
+            <m:oMath>
+              <m:r>
+                <m:t xml:space="preserve">)</m:t>
+              </m:r>
+              <m:r>
+                <m:t xml:space="preserve">—</m:t>
+              </m:r>
+              <m:r>
+                <m:t xml:space="preserve">в</m:t>
+              </m:r>
+              <m:r>
+                <m:t xml:space="preserve">д</m:t>
+              </m:r>
+              <m:r>
+                <m:t xml:space="preserve">и</m:t>
+              </m:r>
+              <m:r>
+                <m:t xml:space="preserve">а</m:t>
+              </m:r>
+              <m:r>
+                <m:t xml:space="preserve">п</m:t>
+              </m:r>
+              <m:r>
+                <m:t xml:space="preserve">а</m:t>
+              </m:r>
+              <m:r>
+                <m:t xml:space="preserve">з</m:t>
+              </m:r>
+              <m:r>
+                <m:t xml:space="preserve">о</m:t>
+              </m:r>
+              <m:r>
+                <m:t xml:space="preserve">н</m:t>
+              </m:r>
+              <m:r>
+                <m:t xml:space="preserve">е</m:t>
+              </m:r>
+              <m:r>
+                <m:t xml:space="preserve">ц</m:t>
+              </m:r>
+              <m:r>
+                <m:t xml:space="preserve">е</m:t>
+              </m:r>
+              <m:r>
+                <m:t xml:space="preserve">н</m:t>
+              </m:r>
+              <m:r>
+                <m:t xml:space="preserve">г</m:t>
+              </m:r>
+              <m:r>
+                <m:t xml:space="preserve">о</m:t>
+              </m:r>
+              <m:r>
+                <m:t xml:space="preserve">с</m:t>
+              </m:r>
+              <m:r>
+                <m:t xml:space="preserve">т</m:t>
+              </m:r>
+              <m:r>
+                <m:t xml:space="preserve">е</m:t>
+              </m:r>
+              <m:r>
+                <m:t xml:space="preserve">в</m:t>
+              </m:r>
+              <m:r>
+                <m:t xml:space="preserve">ы</m:t>
+              </m:r>
+              <m:r>
+                <m:t xml:space="preserve">х</m:t>
+              </m:r>
+              <m:r>
+                <m:t xml:space="preserve">д</m:t>
+              </m:r>
+              <m:r>
+                <m:t xml:space="preserve">о</m:t>
+              </m:r>
+              <m:r>
+                <m:t xml:space="preserve">м</m:t>
+              </m:r>
+              <m:r>
+                <m:t xml:space="preserve">о</m:t>
+              </m:r>
+              <m:r>
+                <m:t xml:space="preserve">в</m:t>
+              </m:r>
+              <m:r>
+                <m:t xml:space="preserve">Б</m:t>
+              </m:r>
+              <m:r>
+                <m:t xml:space="preserve">у</m:t>
+              </m:r>
+              <m:r>
+                <m:t xml:space="preserve">х</m:t>
+              </m:r>
+              <m:r>
+                <m:t xml:space="preserve">а</m:t>
+              </m:r>
+              <m:r>
+                <m:t xml:space="preserve">р</m:t>
+              </m:r>
+              <m:r>
+                <m:t xml:space="preserve">ы</m:t>
+              </m:r>
+              <m:r>
+                <m:t xml:space="preserve">19</m:t>
+              </m:r>
+              <m:r>
+                <m:t xml:space="preserve">-</m:t>
+              </m:r>
+              <m:r>
+                <m:t xml:space="preserve">60</m:t>
+              </m:r>
+              <m:r>
+                <m:t xml:space="preserve">+</m:t>
+              </m:r>
+            </m:oMath>
+            <w:r>
+              <w:t>/ночь (kayak.com, hotels.com)</w:t>
+            </w:r>
+          </w:p>
+        </w:tc>
+      </w:tr>
+      <w:tr>
+        <w:tc>
+          <w:tcPr/>
+          <w:p>
+            <w:r>
+              <w:t>Дополнительные услуги</w:t>
+            </w:r>
+          </w:p>
+        </w:tc>
+        <w:tc>
+          <w:tcPr/>
+          <w:p>
+            <w:r>
+              <w:t>10 000 000</w:t>
+            </w:r>
+          </w:p>
+        </w:tc>
+        <w:tc>
+          <w:tcPr/>
+          <w:p>
+            <w:r>
+              <w:t>~16% от выручки за проживание — завтраки, трансферы, прачечная, экскурсии, типично для формата B&amp;B</w:t>
+            </w:r>
+          </w:p>
+        </w:tc>
+      </w:tr>
+      <w:tr>
+        <w:tc>
+          <w:tcPr/>
+          <w:p>
+            <w:r>
+              <w:t>Корпоративные и групповые туры</w:t>
+            </w:r>
+          </w:p>
+        </w:tc>
+        <w:tc>
+          <w:tcPr/>
+          <w:p>
+            <w:r>
+              <w:t>7 000 000</w:t>
+            </w:r>
+          </w:p>
+        </w:tc>
+        <w:tc>
+          <w:tcPr/>
+          <w:p>
+            <w:r>
+              <w:t>оценка: договорные блок-брони с турагентствами, усреднено помесячно с учётом сезонности</w:t>
+            </w:r>
+          </w:p>
+        </w:tc>
+      </w:tr>
+      <w:tr>
+        <w:tc>
+          <w:tcPr/>
+          <w:p>
+            <w:r>
+              <w:rPr>
+                <w:b/>
+              </w:rPr>
+              <w:t>Итого выручка/мес</w:t>
+            </w:r>
+          </w:p>
+        </w:tc>
+        <w:tc>
+          <w:tcPr/>
+          <w:p>
+            <w:r>
+              <w:rPr>
+                <w:b/>
+              </w:rPr>
+              <w:t>80 000 000</w:t>
+            </w:r>
+          </w:p>
+        </w:tc>
+        <w:tc>
+          <w:tcPr/>
+          <w:p/>
+        </w:tc>
+      </w:tr>
+    </w:tbl>
+    <w:p>
+      <w:r>
+        <w:rPr>
+          <w:b/>
+        </w:rPr>
+        <w:t>Ежемесячные операционные расходы</w:t>
+      </w:r>
+    </w:p>
+    <w:tbl>
+      <w:tblPr>
+        <w:tblStyle w:val="CkTable"/>
+        <w:tblW w:w="0" w:type="auto"/>
+        <w:tblLayout w:type="autofit"/>
+        <w:tblLook w:firstRow="1" w:lastRow="0" w:firstColumn="0" w:lastColumn="0" w:noHBand="0" w:noVBand="1"/>
+      </w:tblPr>
+      <w:tblGrid>
+        <w:gridCol/>
+        <w:gridCol/>
+        <w:gridCol/>
+      </w:tblGrid>
+      <w:tr>
+        <w:trPr>
+          <w:tblHeader/>
+        </w:trPr>
+        <w:tc>
+          <w:tcPr/>
+          <w:p>
+            <w:r>
+              <w:rPr>
+                <w:b/>
+              </w:rPr>
+              <w:t>Статья</w:t>
+            </w:r>
+          </w:p>
+        </w:tc>
+        <w:tc>
+          <w:tcPr/>
+          <w:p>
+            <w:r>
+              <w:rPr>
+                <w:b/>
+              </w:rPr>
+              <w:t>Сумма, сум</w:t>
+            </w:r>
+          </w:p>
+        </w:tc>
+        <w:tc>
+          <w:tcPr/>
+          <w:p>
+            <w:r>
+              <w:rPr>
+                <w:b/>
+              </w:rPr>
+              <w:t>Комментарий</w:t>
+            </w:r>
+          </w:p>
+        </w:tc>
+      </w:tr>
+      <w:tr>
+        <w:tc>
+          <w:tcPr/>
+          <w:p>
+            <w:r>
+              <w:t>ФОТ персонала</w:t>
+            </w:r>
+          </w:p>
+        </w:tc>
+        <w:tc>
+          <w:tcPr/>
+          <w:p>
+            <w:r>
+              <w:t>23 000 000</w:t>
+            </w:r>
+          </w:p>
+        </w:tc>
+        <w:tc>
+          <w:tcPr/>
+          <w:p>
+            <w:r>
+              <w:t>управляющий, 2 администратора-горничные, повар, уборщица, охранник (~6 чел.); ориентир — средняя зарплата по Узбекистану 6,16 млн / Ташкенту 10,38 млн сум</w:t>
+            </w:r>
+          </w:p>
+        </w:tc>
+      </w:tr>
+      <w:tr>
+        <w:tc>
+          <w:tcPr/>
+          <w:p>
+            <w:r>
+              <w:t>Коммунальные услуги</w:t>
+            </w:r>
+          </w:p>
+        </w:tc>
+        <w:tc>
+          <w:tcPr/>
+          <w:p>
+            <w:r>
+              <w:t>7 500 000</w:t>
+            </w:r>
+          </w:p>
+        </w:tc>
+        <w:tc>
+          <w:tcPr/>
+          <w:p>
+            <w:r>
+              <w:t>оценка по среднему тарифу для малых гостиниц на 8 номеров</w:t>
+            </w:r>
+          </w:p>
+        </w:tc>
+      </w:tr>
+      <w:tr>
+        <w:tc>
+          <w:tcPr/>
+          <w:p>
+            <w:r>
+              <w:t>Комиссии платформ бронирования</w:t>
+            </w:r>
+          </w:p>
+        </w:tc>
+        <w:tc>
+          <w:tcPr/>
+          <w:p>
+            <w:r>
+              <w:t>5 700 000</w:t>
+            </w:r>
+          </w:p>
+        </w:tc>
+        <w:tc>
+          <w:tcPr/>
+          <w:p>
+            <w:r>
+              <w:t>~15% комиссия Booking.com/Ostrovok с ~60% броней через OTA</w:t>
+            </w:r>
+          </w:p>
+        </w:tc>
+      </w:tr>
+      <w:tr>
+        <w:tc>
+          <w:tcPr/>
+          <w:p>
+            <w:r>
+              <w:t>Закупки для питания/уборки</w:t>
+            </w:r>
+          </w:p>
+        </w:tc>
+        <w:tc>
+          <w:tcPr/>
+          <w:p>
+            <w:r>
+              <w:t>9 000 000</w:t>
+            </w:r>
+          </w:p>
+        </w:tc>
+        <w:tc>
+          <w:tcPr/>
+          <w:p>
+            <w:r>
+              <w:t>оценка: продукты для завтраков, моющие средства, бельё в прачечную</w:t>
+            </w:r>
+          </w:p>
+        </w:tc>
+      </w:tr>
+      <w:tr>
+        <w:tc>
+          <w:tcPr/>
+          <w:p>
+            <w:r>
+              <w:t>Маркетинг и реклама</w:t>
+            </w:r>
+          </w:p>
+        </w:tc>
+        <w:tc>
+          <w:tcPr/>
+          <w:p>
+            <w:r>
+              <w:t>5 000 000</w:t>
+            </w:r>
+          </w:p>
+        </w:tc>
+        <w:tc>
+          <w:tcPr/>
+          <w:p>
+            <w:r>
+              <w:t>оценка: локальная реклама, соцсети, работа с блогерами/турагентствами</w:t>
+            </w:r>
+          </w:p>
+        </w:tc>
+      </w:tr>
+      <w:tr>
+        <w:tc>
+          <w:tcPr/>
+          <w:p>
+            <w:r>
+              <w:rPr>
+                <w:b/>
+              </w:rPr>
+              <w:t>Итого расходы/мес</w:t>
+            </w:r>
+          </w:p>
+        </w:tc>
+        <w:tc>
+          <w:tcPr/>
+          <w:p>
+            <w:r>
+              <w:rPr>
+                <w:b/>
+              </w:rPr>
+              <w:t>50 200 000</w:t>
+            </w:r>
+          </w:p>
+        </w:tc>
+        <w:tc>
+          <w:tcPr/>
+          <w:p/>
+        </w:tc>
+      </w:tr>
+    </w:tbl>
+    <w:sdt>
+      <w:sdtPr>
+        <w:tag w:val="clarkdown:div"/>
+        <ck:div v="|panel|"/>
+      </w:sdtPr>
+      <w:sdtContent>
+        <w:tbl>
+          <w:tblPr>
+            <w:tblW w:w="5000" w:type="pct"/>
+            <w:tblBorders>
+              <w:top w:val="none"/>
+              <w:left w:val="none"/>
+              <w:bottom w:val="none"/>
+              <w:right w:val="none"/>
+              <w:insideH w:val="none"/>
+              <w:insideV w:val="none"/>
+            </w:tblBorders>
+            <w:tblCellMar>
+              <w:top w:w="320" w:type="dxa"/>
+              <w:left w:w="240" w:type="dxa"/>
+              <w:bottom w:w="320" w:type="dxa"/>
+              <w:right w:w="240" w:type="dxa"/>
+            </w:tblCellMar>
+          </w:tblPr>
+          <w:tblGrid>
+            <w:gridCol/>
+          </w:tblGrid>
+          <w:tr>
+            <w:tc>
+              <w:tcPr>
+                <w:shd w:val="clear" w:fill="E4E4E4"/>
+              </w:tcPr>
+              <w:p>
+                <w:r>
+                  <w:rPr>
+                    <w:b/>
+                  </w:rPr>
+                  <w:t>Ежемесячная прибыль:</w:t>
+                </w:r>
+                <w:r>
+                  <w:t xml:space="preserve"> 29 800 000 сум · </w:t>
+                </w:r>
+                <w:r>
+                  <w:rPr>
+                    <w:b/>
+                  </w:rPr>
+                  <w:t>Срок окупаемости:</w:t>
+                </w:r>
+                <w:r>
+                  <w:t xml:space="preserve"> 31,5 мес. · </w:t>
+                </w:r>
+                <w:r>
+                  <w:rPr>
+                    <w:b/>
+                  </w:rPr>
+                  <w:t>Рентабельность продаж:</w:t>
+                </w:r>
+                <w:r>
+                  <w:t xml:space="preserve"> 37,2%</w:t>
+                </w:r>
+              </w:p>
+            </w:tc>
+          </w:tr>
+        </w:tbl>
+      </w:sdtContent>
+    </w:sdt>
+    <w:p>
+      <w:r>
+        <w:rPr>
+          <w:rStyle w:val="CkCaption"/>
+          <w:i/>
+        </w:rPr>
+        <w:t>Как считался этот пример: сумма стартовых затрат — 940 млн сум (≈99% от заявленных 950 млн). Прибыль ≈29,8 млн сум/мес даёт окупаемость ≈31,5 мес. — соответствует заявленным ~3 сезонам.</w:t>
+      </w:r>
+    </w:p>
+    <w:p>
+      <w:r>
+        <w:t>[Впишите] Пересчитайте таблицы выше на основе цен, ставок аренды/зарплат и объёмов продаж вашего проекта в вашем регионе.</w:t>
+      </w:r>
+    </w:p>
+    <w:p>
+      <w:pPr>
+        <w:pStyle w:val="Heading2"/>
         <ck:id v="risks"/>
       </w:pPr>
-      <w:bookmarkStart w:id="9" w:name="risks"/>
+      <w:bookmarkStart w:id="10" w:name="risks"/>
       <w:r>
         <w:t>Риски и меры по их снижению</w:t>
       </w:r>
-      <w:bookmarkEnd w:id="9"/>
+      <w:bookmarkEnd w:id="10"/>
     </w:p>
     <w:tbl>
       <w:tblPr>
